--- a/AI_Product_Court_Demo验证报告.docx
+++ b/AI_Product_Court_Demo验证报告.docx
@@ -14,7 +14,6 @@
       </w:pPr>
       <w:r>
         <w:rPr>
-          <w:rFonts w:ascii="等线" w:hAnsi="等线" w:eastAsia="等线"/>
           <w:b/>
           <w:sz w:val="52"/>
         </w:rPr>
@@ -27,7 +26,6 @@
       </w:pPr>
       <w:r>
         <w:rPr>
-          <w:rFonts w:ascii="等线" w:hAnsi="等线"/>
           <w:sz w:val="28"/>
         </w:rPr>
         <w:t>基于多智能体对抗模拟与决策记忆的产品创新验证体系</w:t>
@@ -40,7 +38,6 @@
       </w:pPr>
       <w:r>
         <w:rPr>
-          <w:rFonts w:ascii="等线" w:hAnsi="等线"/>
           <w:sz w:val="24"/>
         </w:rPr>
         <w:t>2026 AI 先锋未来人才大赛 · 安克创新赛道</w:t>
@@ -54,9 +51,12 @@
     <w:p>
       <w:pPr/>
       <w:r>
-        <w:rPr>
-          <w:rFonts w:ascii="等线" w:hAnsi="等线" w:eastAsia="等线"/>
-        </w:rPr>
+        <w:t># AI Product Court Demo 验证报告</w:t>
+      </w:r>
+    </w:p>
+    <w:p>
+      <w:pPr/>
+      <w:r>
         <w:t>&gt;</w:t>
       </w:r>
     </w:p>
@@ -70,28 +70,18 @@
     </w:p>
     <w:p>
       <w:pPr/>
+      <w:r/>
       <w:r>
         <w:rPr>
-          <w:rFonts w:ascii="等线" w:hAnsi="等线" w:eastAsia="等线"/>
-        </w:rPr>
-      </w:r>
-      <w:r>
-        <w:rPr>
-          <w:rFonts w:ascii="等线" w:hAnsi="等线" w:eastAsia="等线"/>
           <w:b/>
         </w:rPr>
         <w:t>传统产品评审流程：</w:t>
       </w:r>
-      <w:r>
-        <w:rPr>
-          <w:rFonts w:ascii="等线" w:hAnsi="等线" w:eastAsia="等线"/>
-        </w:rPr>
-      </w:r>
+      <w:r/>
     </w:p>
     <w:p>
       <w:pPr>
-        <w:spacing w:before="0" w:after="0" w:line="240" w:lineRule="auto"/>
-        <w:shd w:fill="F0F0F0" w:val="clear"/>
+        <w:spacing w:before="0" w:after="0"/>
       </w:pPr>
       <w:r>
         <w:rPr>
@@ -105,9 +95,6 @@
     <w:p>
       <w:pPr/>
       <w:r>
-        <w:rPr>
-          <w:rFonts w:ascii="等线" w:hAnsi="等线" w:eastAsia="等线"/>
-        </w:rPr>
         <w:t>核心问题：</w:t>
       </w:r>
     </w:p>
@@ -115,22 +102,14 @@
       <w:pPr>
         <w:pStyle w:val="ListBullet"/>
       </w:pPr>
+      <w:r/>
       <w:r>
         <w:rPr>
-          <w:rFonts w:ascii="等线" w:hAnsi="等线" w:eastAsia="等线"/>
-        </w:rPr>
-      </w:r>
-      <w:r>
-        <w:rPr>
-          <w:rFonts w:ascii="等线" w:hAnsi="等线" w:eastAsia="等线"/>
           <w:b/>
         </w:rPr>
         <w:t>周期长</w:t>
       </w:r>
       <w:r>
-        <w:rPr>
-          <w:rFonts w:ascii="等线" w:hAnsi="等线" w:eastAsia="等线"/>
-        </w:rPr>
         <w:t>：跨部门评审通常需要经历多轮沟通，周期和效率受组织规模、协作方式影响</w:t>
       </w:r>
     </w:p>
@@ -138,22 +117,14 @@
       <w:pPr>
         <w:pStyle w:val="ListBullet"/>
       </w:pPr>
+      <w:r/>
       <w:r>
         <w:rPr>
-          <w:rFonts w:ascii="等线" w:hAnsi="等线" w:eastAsia="等线"/>
-        </w:rPr>
-      </w:r>
-      <w:r>
-        <w:rPr>
-          <w:rFonts w:ascii="等线" w:hAnsi="等线" w:eastAsia="等线"/>
           <w:b/>
         </w:rPr>
         <w:t>依赖专家经验</w:t>
       </w:r>
       <w:r>
-        <w:rPr>
-          <w:rFonts w:ascii="等线" w:hAnsi="等线" w:eastAsia="等线"/>
-        </w:rPr>
         <w:t>：评审质量取决于谁坐在会议室里，人员流动 = 经验流失</w:t>
       </w:r>
     </w:p>
@@ -161,49 +132,31 @@
       <w:pPr>
         <w:pStyle w:val="ListBullet"/>
       </w:pPr>
+      <w:r/>
       <w:r>
         <w:rPr>
-          <w:rFonts w:ascii="等线" w:hAnsi="等线" w:eastAsia="等线"/>
-        </w:rPr>
-      </w:r>
-      <w:r>
-        <w:rPr>
-          <w:rFonts w:ascii="等线" w:hAnsi="等线" w:eastAsia="等线"/>
           <w:b/>
         </w:rPr>
         <w:t>历史经验难复用</w:t>
       </w:r>
       <w:r>
-        <w:rPr>
-          <w:rFonts w:ascii="等线" w:hAnsi="等线" w:eastAsia="等线"/>
-        </w:rPr>
         <w:t>：踩过的坑下一个团队继续踩，因为"上次为什么否决"没有结构化沉淀</w:t>
       </w:r>
     </w:p>
     <w:p>
       <w:pPr/>
+      <w:r/>
       <w:r>
         <w:rPr>
-          <w:rFonts w:ascii="等线" w:hAnsi="等线" w:eastAsia="等线"/>
-        </w:rPr>
-      </w:r>
-      <w:r>
-        <w:rPr>
-          <w:rFonts w:ascii="等线" w:hAnsi="等线" w:eastAsia="等线"/>
           <w:b/>
         </w:rPr>
         <w:t>AI Product Court 的假设：</w:t>
       </w:r>
-      <w:r>
-        <w:rPr>
-          <w:rFonts w:ascii="等线" w:hAnsi="等线" w:eastAsia="等线"/>
-        </w:rPr>
-      </w:r>
+      <w:r/>
     </w:p>
     <w:p>
       <w:pPr>
-        <w:spacing w:before="0" w:after="0" w:line="240" w:lineRule="auto"/>
-        <w:shd w:fill="F0F0F0" w:val="clear"/>
+        <w:spacing w:before="0" w:after="0"/>
       </w:pPr>
       <w:r>
         <w:rPr>
@@ -217,9 +170,6 @@
     <w:p>
       <w:pPr/>
       <w:r>
-        <w:rPr>
-          <w:rFonts w:ascii="等线" w:hAnsi="等线" w:eastAsia="等线"/>
-        </w:rPr>
         <w:t>本次 Demo 要验证的核心命题不是"AI 能不能想创意"，而是：</w:t>
       </w:r>
     </w:p>
@@ -227,89 +177,53 @@
       <w:pPr>
         <w:pStyle w:val="ListNumber"/>
       </w:pPr>
+      <w:r/>
       <w:r>
         <w:rPr>
-          <w:rFonts w:ascii="等线" w:hAnsi="等线" w:eastAsia="等线"/>
-        </w:rPr>
-      </w:r>
-      <w:r>
-        <w:rPr>
-          <w:rFonts w:ascii="等线" w:hAnsi="等线" w:eastAsia="等线"/>
           <w:b/>
         </w:rPr>
         <w:t>AI 能否基于公开用户反馈数据（而非凭空想象）生成产品候选方案？</w:t>
       </w:r>
-      <w:r>
-        <w:rPr>
-          <w:rFonts w:ascii="等线" w:hAnsi="等线" w:eastAsia="等线"/>
-        </w:rPr>
-      </w:r>
+      <w:r/>
     </w:p>
     <w:p>
       <w:pPr>
         <w:pStyle w:val="ListNumber"/>
       </w:pPr>
+      <w:r/>
       <w:r>
         <w:rPr>
-          <w:rFonts w:ascii="等线" w:hAnsi="等线" w:eastAsia="等线"/>
-        </w:rPr>
-      </w:r>
-      <w:r>
-        <w:rPr>
-          <w:rFonts w:ascii="等线" w:hAnsi="等线" w:eastAsia="等线"/>
           <w:b/>
         </w:rPr>
         <w:t>多角色 Agent 评审能否产生有意义的专业分歧（而非走过场式的一致通过）？</w:t>
       </w:r>
-      <w:r>
-        <w:rPr>
-          <w:rFonts w:ascii="等线" w:hAnsi="等线" w:eastAsia="等线"/>
-        </w:rPr>
-      </w:r>
+      <w:r/>
     </w:p>
     <w:p>
       <w:pPr>
         <w:pStyle w:val="ListNumber"/>
       </w:pPr>
+      <w:r/>
       <w:r>
         <w:rPr>
-          <w:rFonts w:ascii="等线" w:hAnsi="等线" w:eastAsia="等线"/>
-        </w:rPr>
-      </w:r>
-      <w:r>
-        <w:rPr>
-          <w:rFonts w:ascii="等线" w:hAnsi="等线" w:eastAsia="等线"/>
           <w:b/>
         </w:rPr>
         <w:t>AI 决策推理是否真的依赖输入证据（而非固定的 Prompt 模板回复）？</w:t>
       </w:r>
-      <w:r>
-        <w:rPr>
-          <w:rFonts w:ascii="等线" w:hAnsi="等线" w:eastAsia="等线"/>
-        </w:rPr>
-      </w:r>
+      <w:r/>
     </w:p>
     <w:p>
       <w:pPr>
         <w:pStyle w:val="ListNumber"/>
       </w:pPr>
+      <w:r/>
       <w:r>
         <w:rPr>
-          <w:rFonts w:ascii="等线" w:hAnsi="等线" w:eastAsia="等线"/>
-        </w:rPr>
-      </w:r>
-      <w:r>
-        <w:rPr>
-          <w:rFonts w:ascii="等线" w:hAnsi="等线" w:eastAsia="等线"/>
           <w:b/>
         </w:rPr>
         <w:t>历史决策记录能否被自动检索并影响新提案的判断？</w:t>
       </w:r>
-      <w:r>
-        <w:rPr>
-          <w:rFonts w:ascii="等线" w:hAnsi="等线" w:eastAsia="等线"/>
-        </w:rPr>
-      </w:r>
+      <w:r/>
     </w:p>
     <w:p>
       <w:pPr>
@@ -321,7 +235,7 @@
     </w:p>
     <w:p>
       <w:pPr>
-        <w:pStyle w:val="Heading3"/>
+        <w:pStyle w:val="Heading2"/>
       </w:pPr>
       <w:r>
         <w:t>模块一：AI 产品机会探索引擎</w:t>
@@ -348,28 +262,21 @@
     <w:p>
       <w:pPr/>
       <w:r>
-        <w:rPr>
-          <w:rFonts w:ascii="等线" w:hAnsi="等线" w:eastAsia="等线"/>
-        </w:rPr>
         <w:t>运行方式：</w:t>
       </w:r>
       <w:r>
         <w:rPr>
-          <w:rFonts w:ascii="等线" w:hAnsi="等线" w:eastAsia="等线"/>
-          <w:sz w:val="20"/>
+          <w:rFonts w:ascii="Consolas" w:hAnsi="Consolas"/>
         </w:rPr>
         <w:t>python superbrain_agent.py</w:t>
       </w:r>
       <w:r>
-        <w:rPr>
-          <w:rFonts w:ascii="等线" w:hAnsi="等线" w:eastAsia="等线"/>
-        </w:rPr>
         <w:t>，单次 API 调用 ~35 秒，成本 ~$0.0017。</w:t>
       </w:r>
     </w:p>
     <w:p>
       <w:pPr>
-        <w:pStyle w:val="Heading3"/>
+        <w:pStyle w:val="Heading2"/>
       </w:pPr>
       <w:r>
         <w:t>模块二：AI 多角色决策评审矩阵</w:t>
@@ -681,44 +588,28 @@
     <w:p>
       <w:pPr/>
       <w:r>
-        <w:rPr>
-          <w:rFonts w:ascii="等线" w:hAnsi="等线" w:eastAsia="等线"/>
-        </w:rPr>
         <w:t>运行方式：</w:t>
       </w:r>
       <w:r>
         <w:rPr>
-          <w:rFonts w:ascii="等线" w:hAnsi="等线" w:eastAsia="等线"/>
-          <w:sz w:val="20"/>
+          <w:rFonts w:ascii="Consolas" w:hAnsi="Consolas"/>
         </w:rPr>
         <w:t>python review_matrix.py</w:t>
       </w:r>
       <w:r>
-        <w:rPr>
-          <w:rFonts w:ascii="等线" w:hAnsi="等线" w:eastAsia="等线"/>
-        </w:rPr>
         <w:t>，18 次 API 并行调用 ~2 分钟，成本 ~$0.02。</w:t>
       </w:r>
     </w:p>
     <w:p>
       <w:pPr/>
+      <w:r/>
       <w:r>
         <w:rPr>
-          <w:rFonts w:ascii="等线" w:hAnsi="等线" w:eastAsia="等线"/>
-        </w:rPr>
-      </w:r>
-      <w:r>
-        <w:rPr>
-          <w:rFonts w:ascii="等线" w:hAnsi="等线" w:eastAsia="等线"/>
           <w:b/>
         </w:rPr>
         <w:t>综合判定规则：</w:t>
       </w:r>
-      <w:r>
-        <w:rPr>
-          <w:rFonts w:ascii="等线" w:hAnsi="等线" w:eastAsia="等线"/>
-        </w:rPr>
-      </w:r>
+      <w:r/>
     </w:p>
     <w:tbl>
       <w:tblPr>
@@ -858,7 +749,6 @@
       <w:r>
         <w:rPr>
           <w:i/>
-          <w:color w:val="505050"/>
           <w:sz w:val="20"/>
         </w:rPr>
         <w:t>以下所有内容均为系统真实运行产生的输出，非人工编写演示。</w:t>
@@ -866,7 +756,7 @@
     </w:p>
     <w:p>
       <w:pPr>
-        <w:pStyle w:val="Heading3"/>
+        <w:pStyle w:val="Heading2"/>
       </w:pPr>
       <w:r>
         <w:t>3.1 候选方案生成结果</w:t>
@@ -875,16 +765,12 @@
     <w:p>
       <w:pPr/>
       <w:r>
-        <w:rPr>
-          <w:rFonts w:ascii="等线" w:hAnsi="等线" w:eastAsia="等线"/>
-        </w:rPr>
         <w:t>超级智囊基于知识源交叉分析后，生成了 3 个差异化候选方案：</w:t>
       </w:r>
     </w:p>
     <w:p>
       <w:pPr>
-        <w:spacing w:before="0" w:after="0" w:line="240" w:lineRule="auto"/>
-        <w:shd w:fill="F0F0F0" w:val="clear"/>
+        <w:spacing w:before="0" w:after="0"/>
       </w:pPr>
       <w:r>
         <w:rPr>
@@ -896,8 +782,7 @@
     </w:p>
     <w:p>
       <w:pPr>
-        <w:spacing w:before="0" w:after="0" w:line="240" w:lineRule="auto"/>
-        <w:shd w:fill="F0F0F0" w:val="clear"/>
+        <w:spacing w:before="0" w:after="0"/>
       </w:pPr>
       <w:r>
         <w:rPr>
@@ -909,8 +794,7 @@
     </w:p>
     <w:p>
       <w:pPr>
-        <w:spacing w:before="0" w:after="0" w:line="240" w:lineRule="auto"/>
-        <w:shd w:fill="F0F0F0" w:val="clear"/>
+        <w:spacing w:before="0" w:after="0"/>
       </w:pPr>
       <w:r>
         <w:rPr>
@@ -922,8 +806,7 @@
     </w:p>
     <w:p>
       <w:pPr>
-        <w:spacing w:before="0" w:after="0" w:line="240" w:lineRule="auto"/>
-        <w:shd w:fill="F0F0F0" w:val="clear"/>
+        <w:spacing w:before="0" w:after="0"/>
       </w:pPr>
       <w:r>
         <w:rPr>
@@ -935,8 +818,7 @@
     </w:p>
     <w:p>
       <w:pPr>
-        <w:spacing w:before="0" w:after="0" w:line="240" w:lineRule="auto"/>
-        <w:shd w:fill="F0F0F0" w:val="clear"/>
+        <w:spacing w:before="0" w:after="0"/>
       </w:pPr>
       <w:r>
         <w:rPr>
@@ -948,8 +830,7 @@
     </w:p>
     <w:p>
       <w:pPr>
-        <w:spacing w:before="0" w:after="0" w:line="240" w:lineRule="auto"/>
-        <w:shd w:fill="F0F0F0" w:val="clear"/>
+        <w:spacing w:before="0" w:after="0"/>
       </w:pPr>
       <w:r>
         <w:rPr>
@@ -961,8 +842,7 @@
     </w:p>
     <w:p>
       <w:pPr>
-        <w:spacing w:before="0" w:after="0" w:line="240" w:lineRule="auto"/>
-        <w:shd w:fill="F0F0F0" w:val="clear"/>
+        <w:spacing w:before="0" w:after="0"/>
       </w:pPr>
       <w:r>
         <w:rPr>
@@ -973,8 +853,7 @@
     </w:p>
     <w:p>
       <w:pPr>
-        <w:spacing w:before="0" w:after="0" w:line="240" w:lineRule="auto"/>
-        <w:shd w:fill="F0F0F0" w:val="clear"/>
+        <w:spacing w:before="0" w:after="0"/>
       </w:pPr>
       <w:r>
         <w:rPr>
@@ -986,8 +865,7 @@
     </w:p>
     <w:p>
       <w:pPr>
-        <w:spacing w:before="0" w:after="0" w:line="240" w:lineRule="auto"/>
-        <w:shd w:fill="F0F0F0" w:val="clear"/>
+        <w:spacing w:before="0" w:after="0"/>
       </w:pPr>
       <w:r>
         <w:rPr>
@@ -999,8 +877,7 @@
     </w:p>
     <w:p>
       <w:pPr>
-        <w:spacing w:before="0" w:after="0" w:line="240" w:lineRule="auto"/>
-        <w:shd w:fill="F0F0F0" w:val="clear"/>
+        <w:spacing w:before="0" w:after="0"/>
       </w:pPr>
       <w:r>
         <w:rPr>
@@ -1012,8 +889,7 @@
     </w:p>
     <w:p>
       <w:pPr>
-        <w:spacing w:before="0" w:after="0" w:line="240" w:lineRule="auto"/>
-        <w:shd w:fill="F0F0F0" w:val="clear"/>
+        <w:spacing w:before="0" w:after="0"/>
       </w:pPr>
       <w:r>
         <w:rPr>
@@ -1025,8 +901,7 @@
     </w:p>
     <w:p>
       <w:pPr>
-        <w:spacing w:before="0" w:after="0" w:line="240" w:lineRule="auto"/>
-        <w:shd w:fill="F0F0F0" w:val="clear"/>
+        <w:spacing w:before="0" w:after="0"/>
       </w:pPr>
       <w:r>
         <w:rPr>
@@ -1038,8 +913,7 @@
     </w:p>
     <w:p>
       <w:pPr>
-        <w:spacing w:before="0" w:after="0" w:line="240" w:lineRule="auto"/>
-        <w:shd w:fill="F0F0F0" w:val="clear"/>
+        <w:spacing w:before="0" w:after="0"/>
       </w:pPr>
       <w:r>
         <w:rPr>
@@ -1051,8 +925,7 @@
     </w:p>
     <w:p>
       <w:pPr>
-        <w:spacing w:before="0" w:after="0" w:line="240" w:lineRule="auto"/>
-        <w:shd w:fill="F0F0F0" w:val="clear"/>
+        <w:spacing w:before="0" w:after="0"/>
       </w:pPr>
       <w:r>
         <w:rPr>
@@ -1063,8 +936,7 @@
     </w:p>
     <w:p>
       <w:pPr>
-        <w:spacing w:before="0" w:after="0" w:line="240" w:lineRule="auto"/>
-        <w:shd w:fill="F0F0F0" w:val="clear"/>
+        <w:spacing w:before="0" w:after="0"/>
       </w:pPr>
       <w:r>
         <w:rPr>
@@ -1076,8 +948,7 @@
     </w:p>
     <w:p>
       <w:pPr>
-        <w:spacing w:before="0" w:after="0" w:line="240" w:lineRule="auto"/>
-        <w:shd w:fill="F0F0F0" w:val="clear"/>
+        <w:spacing w:before="0" w:after="0"/>
       </w:pPr>
       <w:r>
         <w:rPr>
@@ -1089,8 +960,7 @@
     </w:p>
     <w:p>
       <w:pPr>
-        <w:spacing w:before="0" w:after="0" w:line="240" w:lineRule="auto"/>
-        <w:shd w:fill="F0F0F0" w:val="clear"/>
+        <w:spacing w:before="0" w:after="0"/>
       </w:pPr>
       <w:r>
         <w:rPr>
@@ -1102,8 +972,7 @@
     </w:p>
     <w:p>
       <w:pPr>
-        <w:spacing w:before="0" w:after="0" w:line="240" w:lineRule="auto"/>
-        <w:shd w:fill="F0F0F0" w:val="clear"/>
+        <w:spacing w:before="0" w:after="0"/>
       </w:pPr>
       <w:r>
         <w:rPr>
@@ -1115,8 +984,7 @@
     </w:p>
     <w:p>
       <w:pPr>
-        <w:spacing w:before="0" w:after="0" w:line="240" w:lineRule="auto"/>
-        <w:shd w:fill="F0F0F0" w:val="clear"/>
+        <w:spacing w:before="0" w:after="0"/>
       </w:pPr>
       <w:r>
         <w:rPr>
@@ -1129,7 +997,7 @@
     <w:p/>
     <w:p>
       <w:pPr>
-        <w:pStyle w:val="Heading3"/>
+        <w:pStyle w:val="Heading2"/>
       </w:pPr>
       <w:r>
         <w:t>3.2 六方评审结果（以候选二 Access Kit 为例）</w:t>
@@ -1137,8 +1005,7 @@
     </w:p>
     <w:p>
       <w:pPr>
-        <w:spacing w:before="0" w:after="0" w:line="240" w:lineRule="auto"/>
-        <w:shd w:fill="F0F0F0" w:val="clear"/>
+        <w:spacing w:before="0" w:after="0"/>
       </w:pPr>
       <w:r>
         <w:rPr>
@@ -1150,8 +1017,7 @@
     </w:p>
     <w:p>
       <w:pPr>
-        <w:spacing w:before="0" w:after="0" w:line="240" w:lineRule="auto"/>
-        <w:shd w:fill="F0F0F0" w:val="clear"/>
+        <w:spacing w:before="0" w:after="0"/>
       </w:pPr>
       <w:r>
         <w:rPr>
@@ -1162,8 +1028,7 @@
     </w:p>
     <w:p>
       <w:pPr>
-        <w:spacing w:before="0" w:after="0" w:line="240" w:lineRule="auto"/>
-        <w:shd w:fill="F0F0F0" w:val="clear"/>
+        <w:spacing w:before="0" w:after="0"/>
       </w:pPr>
       <w:r>
         <w:rPr>
@@ -1175,8 +1040,7 @@
     </w:p>
     <w:p>
       <w:pPr>
-        <w:spacing w:before="0" w:after="0" w:line="240" w:lineRule="auto"/>
-        <w:shd w:fill="F0F0F0" w:val="clear"/>
+        <w:spacing w:before="0" w:after="0"/>
       </w:pPr>
       <w:r>
         <w:rPr>
@@ -1187,8 +1051,7 @@
     </w:p>
     <w:p>
       <w:pPr>
-        <w:spacing w:before="0" w:after="0" w:line="240" w:lineRule="auto"/>
-        <w:shd w:fill="F0F0F0" w:val="clear"/>
+        <w:spacing w:before="0" w:after="0"/>
       </w:pPr>
       <w:r>
         <w:rPr>
@@ -1200,8 +1063,7 @@
     </w:p>
     <w:p>
       <w:pPr>
-        <w:spacing w:before="0" w:after="0" w:line="240" w:lineRule="auto"/>
-        <w:shd w:fill="F0F0F0" w:val="clear"/>
+        <w:spacing w:before="0" w:after="0"/>
       </w:pPr>
       <w:r>
         <w:rPr>
@@ -1213,8 +1075,7 @@
     </w:p>
     <w:p>
       <w:pPr>
-        <w:spacing w:before="0" w:after="0" w:line="240" w:lineRule="auto"/>
-        <w:shd w:fill="F0F0F0" w:val="clear"/>
+        <w:spacing w:before="0" w:after="0"/>
       </w:pPr>
       <w:r>
         <w:rPr>
@@ -1225,8 +1086,7 @@
     </w:p>
     <w:p>
       <w:pPr>
-        <w:spacing w:before="0" w:after="0" w:line="240" w:lineRule="auto"/>
-        <w:shd w:fill="F0F0F0" w:val="clear"/>
+        <w:spacing w:before="0" w:after="0"/>
       </w:pPr>
       <w:r>
         <w:rPr>
@@ -1238,8 +1098,7 @@
     </w:p>
     <w:p>
       <w:pPr>
-        <w:spacing w:before="0" w:after="0" w:line="240" w:lineRule="auto"/>
-        <w:shd w:fill="F0F0F0" w:val="clear"/>
+        <w:spacing w:before="0" w:after="0"/>
       </w:pPr>
       <w:r>
         <w:rPr>
@@ -1251,8 +1110,7 @@
     </w:p>
     <w:p>
       <w:pPr>
-        <w:spacing w:before="0" w:after="0" w:line="240" w:lineRule="auto"/>
-        <w:shd w:fill="F0F0F0" w:val="clear"/>
+        <w:spacing w:before="0" w:after="0"/>
       </w:pPr>
       <w:r>
         <w:rPr>
@@ -1263,8 +1121,7 @@
     </w:p>
     <w:p>
       <w:pPr>
-        <w:spacing w:before="0" w:after="0" w:line="240" w:lineRule="auto"/>
-        <w:shd w:fill="F0F0F0" w:val="clear"/>
+        <w:spacing w:before="0" w:after="0"/>
       </w:pPr>
       <w:r>
         <w:rPr>
@@ -1276,8 +1133,7 @@
     </w:p>
     <w:p>
       <w:pPr>
-        <w:spacing w:before="0" w:after="0" w:line="240" w:lineRule="auto"/>
-        <w:shd w:fill="F0F0F0" w:val="clear"/>
+        <w:spacing w:before="0" w:after="0"/>
       </w:pPr>
       <w:r>
         <w:rPr>
@@ -1289,8 +1145,7 @@
     </w:p>
     <w:p>
       <w:pPr>
-        <w:spacing w:before="0" w:after="0" w:line="240" w:lineRule="auto"/>
-        <w:shd w:fill="F0F0F0" w:val="clear"/>
+        <w:spacing w:before="0" w:after="0"/>
       </w:pPr>
       <w:r>
         <w:rPr>
@@ -1301,8 +1156,7 @@
     </w:p>
     <w:p>
       <w:pPr>
-        <w:spacing w:before="0" w:after="0" w:line="240" w:lineRule="auto"/>
-        <w:shd w:fill="F0F0F0" w:val="clear"/>
+        <w:spacing w:before="0" w:after="0"/>
       </w:pPr>
       <w:r>
         <w:rPr>
@@ -1314,8 +1168,7 @@
     </w:p>
     <w:p>
       <w:pPr>
-        <w:spacing w:before="0" w:after="0" w:line="240" w:lineRule="auto"/>
-        <w:shd w:fill="F0F0F0" w:val="clear"/>
+        <w:spacing w:before="0" w:after="0"/>
       </w:pPr>
       <w:r>
         <w:rPr>
@@ -1327,8 +1180,7 @@
     </w:p>
     <w:p>
       <w:pPr>
-        <w:spacing w:before="0" w:after="0" w:line="240" w:lineRule="auto"/>
-        <w:shd w:fill="F0F0F0" w:val="clear"/>
+        <w:spacing w:before="0" w:after="0"/>
       </w:pPr>
       <w:r>
         <w:rPr>
@@ -1339,8 +1191,7 @@
     </w:p>
     <w:p>
       <w:pPr>
-        <w:spacing w:before="0" w:after="0" w:line="240" w:lineRule="auto"/>
-        <w:shd w:fill="F0F0F0" w:val="clear"/>
+        <w:spacing w:before="0" w:after="0"/>
       </w:pPr>
       <w:r>
         <w:rPr>
@@ -1352,8 +1203,7 @@
     </w:p>
     <w:p>
       <w:pPr>
-        <w:spacing w:before="0" w:after="0" w:line="240" w:lineRule="auto"/>
-        <w:shd w:fill="F0F0F0" w:val="clear"/>
+        <w:spacing w:before="0" w:after="0"/>
       </w:pPr>
       <w:r>
         <w:rPr>
@@ -1365,8 +1215,7 @@
     </w:p>
     <w:p>
       <w:pPr>
-        <w:spacing w:before="0" w:after="0" w:line="240" w:lineRule="auto"/>
-        <w:shd w:fill="F0F0F0" w:val="clear"/>
+        <w:spacing w:before="0" w:after="0"/>
       </w:pPr>
       <w:r>
         <w:rPr>
@@ -1377,8 +1226,7 @@
     </w:p>
     <w:p>
       <w:pPr>
-        <w:spacing w:before="0" w:after="0" w:line="240" w:lineRule="auto"/>
-        <w:shd w:fill="F0F0F0" w:val="clear"/>
+        <w:spacing w:before="0" w:after="0"/>
       </w:pPr>
       <w:r>
         <w:rPr>
@@ -1390,8 +1238,7 @@
     </w:p>
     <w:p>
       <w:pPr>
-        <w:spacing w:before="0" w:after="0" w:line="240" w:lineRule="auto"/>
-        <w:shd w:fill="F0F0F0" w:val="clear"/>
+        <w:spacing w:before="0" w:after="0"/>
       </w:pPr>
       <w:r>
         <w:rPr>
@@ -1404,7 +1251,7 @@
     <w:p/>
     <w:p>
       <w:pPr>
-        <w:pStyle w:val="Heading3"/>
+        <w:pStyle w:val="Heading2"/>
       </w:pPr>
       <w:r>
         <w:t>3.3 历史决策检索联动</w:t>
@@ -1413,29 +1260,21 @@
     <w:p>
       <w:pPr/>
       <w:r>
-        <w:rPr>
-          <w:rFonts w:ascii="等线" w:hAnsi="等线" w:eastAsia="等线"/>
-        </w:rPr>
         <w:t xml:space="preserve">评审矩阵在审查 </w:t>
       </w:r>
       <w:r>
         <w:rPr>
-          <w:rFonts w:ascii="等线" w:hAnsi="等线" w:eastAsia="等线"/>
-          <w:sz w:val="20"/>
+          <w:rFonts w:ascii="Consolas" w:hAnsi="Consolas"/>
         </w:rPr>
         <w:t>Privacy Gate</w:t>
       </w:r>
       <w:r>
-        <w:rPr>
-          <w:rFonts w:ascii="等线" w:hAnsi="等线" w:eastAsia="等线"/>
-        </w:rPr>
         <w:t xml:space="preserve"> 候选时，自动检索到 Product Brain 中已裁决的记录：</w:t>
       </w:r>
     </w:p>
     <w:p>
       <w:pPr>
-        <w:spacing w:before="0" w:after="0" w:line="240" w:lineRule="auto"/>
-        <w:shd w:fill="F0F0F0" w:val="clear"/>
+        <w:spacing w:before="0" w:after="0"/>
       </w:pPr>
       <w:r>
         <w:rPr>
@@ -1447,8 +1286,7 @@
     </w:p>
     <w:p>
       <w:pPr>
-        <w:spacing w:before="0" w:after="0" w:line="240" w:lineRule="auto"/>
-        <w:shd w:fill="F0F0F0" w:val="clear"/>
+        <w:spacing w:before="0" w:after="0"/>
       </w:pPr>
       <w:r>
         <w:rPr>
@@ -1459,8 +1297,7 @@
     </w:p>
     <w:p>
       <w:pPr>
-        <w:spacing w:before="0" w:after="0" w:line="240" w:lineRule="auto"/>
-        <w:shd w:fill="F0F0F0" w:val="clear"/>
+        <w:spacing w:before="0" w:after="0"/>
       </w:pPr>
       <w:r>
         <w:rPr>
@@ -1472,8 +1309,7 @@
     </w:p>
     <w:p>
       <w:pPr>
-        <w:spacing w:before="0" w:after="0" w:line="240" w:lineRule="auto"/>
-        <w:shd w:fill="F0F0F0" w:val="clear"/>
+        <w:spacing w:before="0" w:after="0"/>
       </w:pPr>
       <w:r>
         <w:rPr>
@@ -1484,8 +1320,7 @@
     </w:p>
     <w:p>
       <w:pPr>
-        <w:spacing w:before="0" w:after="0" w:line="240" w:lineRule="auto"/>
-        <w:shd w:fill="F0F0F0" w:val="clear"/>
+        <w:spacing w:before="0" w:after="0"/>
       </w:pPr>
       <w:r>
         <w:rPr>
@@ -1497,8 +1332,7 @@
     </w:p>
     <w:p>
       <w:pPr>
-        <w:spacing w:before="0" w:after="0" w:line="240" w:lineRule="auto"/>
-        <w:shd w:fill="F0F0F0" w:val="clear"/>
+        <w:spacing w:before="0" w:after="0"/>
       </w:pPr>
       <w:r>
         <w:rPr>
@@ -1509,8 +1343,7 @@
     </w:p>
     <w:p>
       <w:pPr>
-        <w:spacing w:before="0" w:after="0" w:line="240" w:lineRule="auto"/>
-        <w:shd w:fill="F0F0F0" w:val="clear"/>
+        <w:spacing w:before="0" w:after="0"/>
       </w:pPr>
       <w:r>
         <w:rPr>
@@ -1522,8 +1355,7 @@
     </w:p>
     <w:p>
       <w:pPr>
-        <w:spacing w:before="0" w:after="0" w:line="240" w:lineRule="auto"/>
-        <w:shd w:fill="F0F0F0" w:val="clear"/>
+        <w:spacing w:before="0" w:after="0"/>
       </w:pPr>
       <w:r>
         <w:rPr>
@@ -1535,8 +1367,7 @@
     </w:p>
     <w:p>
       <w:pPr>
-        <w:spacing w:before="0" w:after="0" w:line="240" w:lineRule="auto"/>
-        <w:shd w:fill="F0F0F0" w:val="clear"/>
+        <w:spacing w:before="0" w:after="0"/>
       </w:pPr>
       <w:r>
         <w:rPr>
@@ -1548,8 +1379,7 @@
     </w:p>
     <w:p>
       <w:pPr>
-        <w:spacing w:before="0" w:after="0" w:line="240" w:lineRule="auto"/>
-        <w:shd w:fill="F0F0F0" w:val="clear"/>
+        <w:spacing w:before="0" w:after="0"/>
       </w:pPr>
       <w:r>
         <w:rPr>
@@ -1561,8 +1391,7 @@
     </w:p>
     <w:p>
       <w:pPr>
-        <w:spacing w:before="0" w:after="0" w:line="240" w:lineRule="auto"/>
-        <w:shd w:fill="F0F0F0" w:val="clear"/>
+        <w:spacing w:before="0" w:after="0"/>
       </w:pPr>
       <w:r>
         <w:rPr>
@@ -1577,7 +1406,6 @@
       <w:r>
         <w:rPr>
           <w:i/>
-          <w:color w:val="505050"/>
           <w:sz w:val="20"/>
         </w:rPr>
         <w:t>该机制并非简单的角色模拟，而是通过不同优化目标构建真实的决策冲突。评审 Agent 会结合历史裁决记录，对候选方案进行跨案例风险匹配。上例中，BIO-001 是真实存储在 `history/decision_log.md` 中的裁决记录，评审系统在生成综合判定时自动检索并匹配到了它。</w:t>
@@ -1594,15 +1422,12 @@
     <w:p>
       <w:pPr/>
       <w:r>
-        <w:rPr>
-          <w:rFonts w:ascii="等线" w:hAnsi="等线" w:eastAsia="等线"/>
-        </w:rPr>
         <w:t>Demo 跑通只是第一步。我们接着做了三件事，来确认 AI 的推理是真实依赖证据的，而不是表面看起来那样。</w:t>
       </w:r>
     </w:p>
     <w:p>
       <w:pPr>
-        <w:pStyle w:val="Heading3"/>
+        <w:pStyle w:val="Heading2"/>
       </w:pPr>
       <w:r>
         <w:t>实验 1：知识依赖验证</w:t>
@@ -1610,64 +1435,40 @@
     </w:p>
     <w:p>
       <w:pPr/>
+      <w:r/>
       <w:r>
         <w:rPr>
-          <w:rFonts w:ascii="等线" w:hAnsi="等线" w:eastAsia="等线"/>
-        </w:rPr>
-      </w:r>
-      <w:r>
-        <w:rPr>
-          <w:rFonts w:ascii="等线" w:hAnsi="等线" w:eastAsia="等线"/>
           <w:b/>
         </w:rPr>
         <w:t>问题</w:t>
       </w:r>
       <w:r>
-        <w:rPr>
-          <w:rFonts w:ascii="等线" w:hAnsi="等线" w:eastAsia="等线"/>
-        </w:rPr>
         <w:t>：模型的候选方案是真正基于输入知识源推理出来的，还是基于常识的固定模板回复？</w:t>
       </w:r>
     </w:p>
     <w:p>
       <w:pPr/>
+      <w:r/>
       <w:r>
         <w:rPr>
-          <w:rFonts w:ascii="等线" w:hAnsi="等线" w:eastAsia="等线"/>
-        </w:rPr>
-      </w:r>
-      <w:r>
-        <w:rPr>
-          <w:rFonts w:ascii="等线" w:hAnsi="等线" w:eastAsia="等线"/>
           <w:b/>
         </w:rPr>
         <w:t>方法</w:t>
       </w:r>
       <w:r>
-        <w:rPr>
-          <w:rFonts w:ascii="等线" w:hAnsi="等线" w:eastAsia="等线"/>
-        </w:rPr>
         <w:t>：复制一份知识源，删除所有支持"权限管理"方向的差评（P25-P27 临时密码/远程开门/Airbnb），新增 5 条反向差评（"用户认为开锁速度比权限管理更重要"），重新运行生成。</w:t>
       </w:r>
     </w:p>
     <w:p>
       <w:pPr/>
+      <w:r/>
       <w:r>
         <w:rPr>
-          <w:rFonts w:ascii="等线" w:hAnsi="等线" w:eastAsia="等线"/>
-        </w:rPr>
-      </w:r>
-      <w:r>
-        <w:rPr>
-          <w:rFonts w:ascii="等线" w:hAnsi="等线" w:eastAsia="等线"/>
           <w:b/>
         </w:rPr>
         <w:t>结果</w:t>
       </w:r>
       <w:r>
-        <w:rPr>
-          <w:rFonts w:ascii="等线" w:hAnsi="等线" w:eastAsia="等线"/>
-        </w:rPr>
         <w:t>：</w:t>
       </w:r>
     </w:p>
@@ -1853,28 +1654,20 @@
     <w:p/>
     <w:p>
       <w:pPr/>
+      <w:r/>
       <w:r>
         <w:rPr>
-          <w:rFonts w:ascii="等线" w:hAnsi="等线" w:eastAsia="等线"/>
-        </w:rPr>
-      </w:r>
-      <w:r>
-        <w:rPr>
-          <w:rFonts w:ascii="等线" w:hAnsi="等线" w:eastAsia="等线"/>
           <w:b/>
         </w:rPr>
         <w:t>结论</w:t>
       </w:r>
       <w:r>
-        <w:rPr>
-          <w:rFonts w:ascii="等线" w:hAnsi="等线" w:eastAsia="等线"/>
-        </w:rPr>
         <w:t>：模型确实会随知识源变化调整候选方向，推理具备真实的证据依赖性，不是固定 Prompt 模板。</w:t>
       </w:r>
     </w:p>
     <w:p>
       <w:pPr>
-        <w:pStyle w:val="Heading3"/>
+        <w:pStyle w:val="Heading2"/>
       </w:pPr>
       <w:r>
         <w:t>实验 2：稳定性验证</w:t>
@@ -1882,64 +1675,40 @@
     </w:p>
     <w:p>
       <w:pPr/>
+      <w:r/>
       <w:r>
         <w:rPr>
-          <w:rFonts w:ascii="等线" w:hAnsi="等线" w:eastAsia="等线"/>
-        </w:rPr>
-      </w:r>
-      <w:r>
-        <w:rPr>
-          <w:rFonts w:ascii="等线" w:hAnsi="等线" w:eastAsia="等线"/>
           <w:b/>
         </w:rPr>
         <w:t>问题</w:t>
       </w:r>
       <w:r>
-        <w:rPr>
-          <w:rFonts w:ascii="等线" w:hAnsi="等线" w:eastAsia="等线"/>
-        </w:rPr>
         <w:t>：同一输入跑多次，输出是否稳定？还是每次随机抽一个方向？</w:t>
       </w:r>
     </w:p>
     <w:p>
       <w:pPr/>
+      <w:r/>
       <w:r>
         <w:rPr>
-          <w:rFonts w:ascii="等线" w:hAnsi="等线" w:eastAsia="等线"/>
-        </w:rPr>
-      </w:r>
-      <w:r>
-        <w:rPr>
-          <w:rFonts w:ascii="等线" w:hAnsi="等线" w:eastAsia="等线"/>
           <w:b/>
         </w:rPr>
         <w:t>方法</w:t>
       </w:r>
       <w:r>
-        <w:rPr>
-          <w:rFonts w:ascii="等线" w:hAnsi="等线" w:eastAsia="等线"/>
-        </w:rPr>
         <w:t>：同一知识源连续运行 5 轮（共 15 个候选），自动分类统计方向分布。原始和对抗性两组知识源各跑 5 轮。</w:t>
       </w:r>
     </w:p>
     <w:p>
       <w:pPr/>
+      <w:r/>
       <w:r>
         <w:rPr>
-          <w:rFonts w:ascii="等线" w:hAnsi="等线" w:eastAsia="等线"/>
-        </w:rPr>
-      </w:r>
-      <w:r>
-        <w:rPr>
-          <w:rFonts w:ascii="等线" w:hAnsi="等线" w:eastAsia="等线"/>
           <w:b/>
         </w:rPr>
         <w:t>发现</w:t>
       </w:r>
       <w:r>
-        <w:rPr>
-          <w:rFonts w:ascii="等线" w:hAnsi="等线" w:eastAsia="等线"/>
-        </w:rPr>
         <w:t>：</w:t>
       </w:r>
     </w:p>
@@ -2071,28 +1840,20 @@
     <w:p/>
     <w:p>
       <w:pPr/>
+      <w:r/>
       <w:r>
         <w:rPr>
-          <w:rFonts w:ascii="等线" w:hAnsi="等线" w:eastAsia="等线"/>
-        </w:rPr>
-      </w:r>
-      <w:r>
-        <w:rPr>
-          <w:rFonts w:ascii="等线" w:hAnsi="等线" w:eastAsia="等线"/>
           <w:b/>
         </w:rPr>
         <w:t>结论</w:t>
       </w:r>
       <w:r>
-        <w:rPr>
-          <w:rFonts w:ascii="等线" w:hAnsi="等线" w:eastAsia="等线"/>
-        </w:rPr>
         <w:t>：模型在多方向间均匀分布，非单一路径依赖；但同一输入重复运行可能产出不同方向，Demo 演示建议固定参数或取多次众数。</w:t>
       </w:r>
     </w:p>
     <w:p>
       <w:pPr>
-        <w:pStyle w:val="Heading3"/>
+        <w:pStyle w:val="Heading2"/>
       </w:pPr>
       <w:r>
         <w:t>实验 3：Agent 独立性验证</w:t>
@@ -2100,119 +1861,75 @@
     </w:p>
     <w:p>
       <w:pPr/>
+      <w:r/>
       <w:r>
         <w:rPr>
-          <w:rFonts w:ascii="等线" w:hAnsi="等线" w:eastAsia="等线"/>
-        </w:rPr>
-      </w:r>
-      <w:r>
-        <w:rPr>
-          <w:rFonts w:ascii="等线" w:hAnsi="等线" w:eastAsia="等线"/>
           <w:b/>
         </w:rPr>
         <w:t>问题</w:t>
       </w:r>
       <w:r>
-        <w:rPr>
-          <w:rFonts w:ascii="等线" w:hAnsi="等线" w:eastAsia="等线"/>
-        </w:rPr>
         <w:t>：在多 Agent 系统中，如果所有 Agent 共享同一个证据池，它们的"不同意见"有多大比例来自真正的优化目标差异，多大比例只是在同一份材料里换角度复述？</w:t>
       </w:r>
     </w:p>
     <w:p>
       <w:pPr/>
+      <w:r/>
       <w:r>
         <w:rPr>
-          <w:rFonts w:ascii="等线" w:hAnsi="等线" w:eastAsia="等线"/>
-        </w:rPr>
-      </w:r>
-      <w:r>
-        <w:rPr>
-          <w:rFonts w:ascii="等线" w:hAnsi="等线" w:eastAsia="等线"/>
           <w:b/>
         </w:rPr>
         <w:t>方法</w:t>
       </w:r>
       <w:r>
-        <w:rPr>
-          <w:rFonts w:ascii="等线" w:hAnsi="等线" w:eastAsia="等线"/>
-        </w:rPr>
         <w:t>：对照评审矩阵 Agent 引用的证据标签和超级智囊生成阶段引用的证据标签，计算重叠率。如果重叠率过高，说明评审和生成两个阶段之间存在信息同质化风险。</w:t>
       </w:r>
     </w:p>
     <w:p>
       <w:pPr/>
+      <w:r/>
       <w:r>
         <w:rPr>
-          <w:rFonts w:ascii="等线" w:hAnsi="等线" w:eastAsia="等线"/>
-        </w:rPr>
-      </w:r>
-      <w:r>
-        <w:rPr>
-          <w:rFonts w:ascii="等线" w:hAnsi="等线" w:eastAsia="等线"/>
           <w:b/>
         </w:rPr>
         <w:t>发现</w:t>
       </w:r>
       <w:r>
-        <w:rPr>
-          <w:rFonts w:ascii="等线" w:hAnsi="等线" w:eastAsia="等线"/>
-        </w:rPr>
         <w:t xml:space="preserve">：初始版本的评审矩阵中，评审 Agent 引用的证据与生成阶段的重叠率达到 </w:t>
       </w:r>
       <w:r>
         <w:rPr>
-          <w:rFonts w:ascii="等线" w:hAnsi="等线" w:eastAsia="等线"/>
           <w:b/>
         </w:rPr>
         <w:t>67%</w:t>
       </w:r>
       <w:r>
-        <w:rPr>
-          <w:rFonts w:ascii="等线" w:hAnsi="等线" w:eastAsia="等线"/>
-        </w:rPr>
         <w:t>。经过分析，这并非评审 Agent"没有独立判断能力"，而是因为在初始设计中，两个阶段共享了完全相同的知识源文件——评审 Agent 能看到的证据范围与生成阶段完全一致，自然会产生较高的引用重叠。</w:t>
       </w:r>
     </w:p>
     <w:p>
       <w:pPr/>
+      <w:r/>
       <w:r>
         <w:rPr>
-          <w:rFonts w:ascii="等线" w:hAnsi="等线" w:eastAsia="等线"/>
-        </w:rPr>
-      </w:r>
-      <w:r>
-        <w:rPr>
-          <w:rFonts w:ascii="等线" w:hAnsi="等线" w:eastAsia="等线"/>
           <w:b/>
         </w:rPr>
         <w:t>修正</w:t>
       </w:r>
       <w:r>
-        <w:rPr>
-          <w:rFonts w:ascii="等线" w:hAnsi="等线" w:eastAsia="等线"/>
-        </w:rPr>
         <w:t>：我们保留了 67% 这个数据作为基线，然后对评审 Agent 的 system prompt 进行了红队对抗化改造——要求 Agent 必须主动指出候选方案中"被选择性使用的证据""被忽略的反面证据"以及"证据是否足以支撑结论"。修正后的 prompt 鼓励 Agent 在知识源中寻找与候选方案相矛盾或未被充分讨论的信息，而非简单复述已有引用。</w:t>
       </w:r>
     </w:p>
     <w:p>
       <w:pPr/>
+      <w:r/>
       <w:r>
         <w:rPr>
-          <w:rFonts w:ascii="等线" w:hAnsi="等线" w:eastAsia="等线"/>
-        </w:rPr>
-      </w:r>
-      <w:r>
-        <w:rPr>
-          <w:rFonts w:ascii="等线" w:hAnsi="等线" w:eastAsia="等线"/>
           <w:b/>
         </w:rPr>
         <w:t>结论</w:t>
       </w:r>
       <w:r>
-        <w:rPr>
-          <w:rFonts w:ascii="等线" w:hAnsi="等线" w:eastAsia="等线"/>
-        </w:rPr>
         <w:t>：多 Agent 系统的评审质量不仅取决于 Agent 的角色定义，还取决于各阶段之间的信息隔离程度。这一发现对 AI Product Court 的系统架构设计具有直接的参考价值——在后续迭代中，评审阶段应当拥有独立于生成阶段的增量信息源（如外部搜索、实时数据），以避免证据池共享导致的群体偏见。</w:t>
       </w:r>
     </w:p>
@@ -2416,7 +2133,7 @@
     </w:p>
     <w:p>
       <w:pPr>
-        <w:pStyle w:val="Heading3"/>
+        <w:pStyle w:val="Heading2"/>
       </w:pPr>
       <w:r>
         <w:t>✅ 已完成</w:t>
@@ -2426,22 +2143,14 @@
       <w:pPr>
         <w:pStyle w:val="ListBullet"/>
       </w:pPr>
+      <w:r/>
       <w:r>
         <w:rPr>
-          <w:rFonts w:ascii="等线" w:hAnsi="等线" w:eastAsia="等线"/>
-        </w:rPr>
-      </w:r>
-      <w:r>
-        <w:rPr>
-          <w:rFonts w:ascii="等线" w:hAnsi="等线" w:eastAsia="等线"/>
           <w:b/>
         </w:rPr>
         <w:t>AI 超级智囊</w:t>
       </w:r>
       <w:r>
-        <w:rPr>
-          <w:rFonts w:ascii="等线" w:hAnsi="等线" w:eastAsia="等线"/>
-        </w:rPr>
         <w:t>：基于三类知识源的证据驱动候选方案生成，含历史决策相似性检查</w:t>
       </w:r>
     </w:p>
@@ -2449,22 +2158,14 @@
       <w:pPr>
         <w:pStyle w:val="ListBullet"/>
       </w:pPr>
+      <w:r/>
       <w:r>
         <w:rPr>
-          <w:rFonts w:ascii="等线" w:hAnsi="等线" w:eastAsia="等线"/>
-        </w:rPr>
-      </w:r>
-      <w:r>
-        <w:rPr>
-          <w:rFonts w:ascii="等线" w:hAnsi="等线" w:eastAsia="等线"/>
           <w:b/>
         </w:rPr>
         <w:t>多角色评审矩阵</w:t>
       </w:r>
       <w:r>
-        <w:rPr>
-          <w:rFonts w:ascii="等线" w:hAnsi="等线" w:eastAsia="等线"/>
-        </w:rPr>
         <w:t>：6 方 Agent（3 行业专家 + 3 用户替身）独立评审 + 投票判定 + 历史联动</w:t>
       </w:r>
     </w:p>
@@ -2472,22 +2173,14 @@
       <w:pPr>
         <w:pStyle w:val="ListBullet"/>
       </w:pPr>
+      <w:r/>
       <w:r>
         <w:rPr>
-          <w:rFonts w:ascii="等线" w:hAnsi="等线" w:eastAsia="等线"/>
-        </w:rPr>
-      </w:r>
-      <w:r>
-        <w:rPr>
-          <w:rFonts w:ascii="等线" w:hAnsi="等线" w:eastAsia="等线"/>
           <w:b/>
         </w:rPr>
         <w:t>知识约束生成</w:t>
       </w:r>
       <w:r>
-        <w:rPr>
-          <w:rFonts w:ascii="等线" w:hAnsi="等线" w:eastAsia="等线"/>
-        </w:rPr>
         <w:t>：所有候选方案必须引用具体知识源条目，禁止凭空生成</w:t>
       </w:r>
     </w:p>
@@ -2495,22 +2188,14 @@
       <w:pPr>
         <w:pStyle w:val="ListBullet"/>
       </w:pPr>
+      <w:r/>
       <w:r>
         <w:rPr>
-          <w:rFonts w:ascii="等线" w:hAnsi="等线" w:eastAsia="等线"/>
-        </w:rPr>
-      </w:r>
-      <w:r>
-        <w:rPr>
-          <w:rFonts w:ascii="等线" w:hAnsi="等线" w:eastAsia="等线"/>
           <w:b/>
         </w:rPr>
         <w:t>历史决策联动</w:t>
       </w:r>
       <w:r>
-        <w:rPr>
-          <w:rFonts w:ascii="等线" w:hAnsi="等线" w:eastAsia="等线"/>
-        </w:rPr>
         <w:t>：自动检索 decision_log 中的过往裁决，标注相似警告</w:t>
       </w:r>
     </w:p>
@@ -2518,22 +2203,14 @@
       <w:pPr>
         <w:pStyle w:val="ListBullet"/>
       </w:pPr>
+      <w:r/>
       <w:r>
         <w:rPr>
-          <w:rFonts w:ascii="等线" w:hAnsi="等线" w:eastAsia="等线"/>
-        </w:rPr>
-      </w:r>
-      <w:r>
-        <w:rPr>
-          <w:rFonts w:ascii="等线" w:hAnsi="等线" w:eastAsia="等线"/>
           <w:b/>
         </w:rPr>
         <w:t>对抗性验证</w:t>
       </w:r>
       <w:r>
-        <w:rPr>
-          <w:rFonts w:ascii="等线" w:hAnsi="等线" w:eastAsia="等线"/>
-        </w:rPr>
         <w:t>：修改知识源方向后重跑，确认 AI 推理对证据的真实依赖性</w:t>
       </w:r>
     </w:p>
@@ -2541,28 +2218,20 @@
       <w:pPr>
         <w:pStyle w:val="ListBullet"/>
       </w:pPr>
+      <w:r/>
       <w:r>
         <w:rPr>
-          <w:rFonts w:ascii="等线" w:hAnsi="等线" w:eastAsia="等线"/>
-        </w:rPr>
-      </w:r>
-      <w:r>
-        <w:rPr>
-          <w:rFonts w:ascii="等线" w:hAnsi="等线" w:eastAsia="等线"/>
           <w:b/>
         </w:rPr>
         <w:t>可复现性测试</w:t>
       </w:r>
       <w:r>
-        <w:rPr>
-          <w:rFonts w:ascii="等线" w:hAnsi="等线" w:eastAsia="等线"/>
-        </w:rPr>
         <w:t>：同一知识源 5 轮统计方向分布，发现结构性偏好与随机性边界</w:t>
       </w:r>
     </w:p>
     <w:p>
       <w:pPr>
-        <w:pStyle w:val="Heading3"/>
+        <w:pStyle w:val="Heading2"/>
       </w:pPr>
       <w:r>
         <w:t>下一阶段企业化落地方向</w:t>
@@ -2572,22 +2241,14 @@
       <w:pPr>
         <w:pStyle w:val="ListBullet"/>
       </w:pPr>
+      <w:r/>
       <w:r>
         <w:rPr>
-          <w:rFonts w:ascii="等线" w:hAnsi="等线" w:eastAsia="等线"/>
-        </w:rPr>
-      </w:r>
-      <w:r>
-        <w:rPr>
-          <w:rFonts w:ascii="等线" w:hAnsi="等线" w:eastAsia="等线"/>
           <w:b/>
         </w:rPr>
         <w:t>飞书原生工作流部署</w:t>
       </w:r>
       <w:r>
-        <w:rPr>
-          <w:rFonts w:ascii="等线" w:hAnsi="等线" w:eastAsia="等线"/>
-        </w:rPr>
         <w:t>：多维表格驱动状态流转 + 飞书智能伙伴启动评审 + 自动生成 PRD 与风险清单</w:t>
       </w:r>
     </w:p>
@@ -2595,22 +2256,14 @@
       <w:pPr>
         <w:pStyle w:val="ListBullet"/>
       </w:pPr>
+      <w:r/>
       <w:r>
         <w:rPr>
-          <w:rFonts w:ascii="等线" w:hAnsi="等线" w:eastAsia="等线"/>
-        </w:rPr>
-      </w:r>
-      <w:r>
-        <w:rPr>
-          <w:rFonts w:ascii="等线" w:hAnsi="等线" w:eastAsia="等线"/>
           <w:b/>
         </w:rPr>
         <w:t>完整 Product Brain</w:t>
       </w:r>
       <w:r>
-        <w:rPr>
-          <w:rFonts w:ascii="等线" w:hAnsi="等线" w:eastAsia="等线"/>
-        </w:rPr>
         <w:t>：四层决策记忆体系（决策记录/决策规律/边界条件/挑战记忆）的持久化存储与跨品类迁移</w:t>
       </w:r>
     </w:p>
@@ -2618,22 +2271,14 @@
       <w:pPr>
         <w:pStyle w:val="ListBullet"/>
       </w:pPr>
+      <w:r/>
       <w:r>
         <w:rPr>
-          <w:rFonts w:ascii="等线" w:hAnsi="等线" w:eastAsia="等线"/>
-        </w:rPr>
-      </w:r>
-      <w:r>
-        <w:rPr>
-          <w:rFonts w:ascii="等线" w:hAnsi="等线" w:eastAsia="等线"/>
           <w:b/>
         </w:rPr>
         <w:t>企业工作流接入</w:t>
       </w:r>
       <w:r>
-        <w:rPr>
-          <w:rFonts w:ascii="等线" w:hAnsi="等线" w:eastAsia="等线"/>
-        </w:rPr>
         <w:t>：对接 OA 审批、BI 仪表盘、客服工单系统，形成从产品定义到售后反馈的完整数据闭环</w:t>
       </w:r>
     </w:p>
@@ -2648,63 +2293,42 @@
     <w:p>
       <w:pPr/>
       <w:r>
-        <w:rPr>
-          <w:rFonts w:ascii="等线" w:hAnsi="等线" w:eastAsia="等线"/>
-        </w:rPr>
         <w:t>作为学生团队，我们参与本次安克创新赛道的初衷，并不是试图用一个原型替代成熟企业已有的产品流程，而是希望探索一个问题：</w:t>
       </w:r>
     </w:p>
     <w:p>
       <w:pPr/>
       <w:r>
-        <w:rPr>
-          <w:rFonts w:ascii="等线" w:hAnsi="等线" w:eastAsia="等线"/>
-        </w:rPr>
         <w:t>在消费电子行业快速迭代、用户需求日益复杂的背景下，AI 是否能够成为产品团队新的思考伙伴——帮助团队更早发现风险、更系统地理解用户反馈，并辅助做出更高质量的产品判断？</w:t>
       </w:r>
     </w:p>
     <w:p>
       <w:pPr/>
       <w:r>
-        <w:rPr>
-          <w:rFonts w:ascii="等线" w:hAnsi="等线" w:eastAsia="等线"/>
-        </w:rPr>
         <w:t>在本项目中，我们尝试将 AI 从单纯的内容生成工具，转变为一个能够提出质疑、模拟不同利益视角、沉淀决策经验的辅助系统。我们不想让 AI 替产品经理做决定，而是希望它成为一个"不会遗忘、不会偏袒、随时可调用的评审团队"，在人类做出最终判断之前，提供更全面的信息和更充分的质疑。</w:t>
       </w:r>
     </w:p>
     <w:p>
       <w:pPr/>
       <w:r>
-        <w:rPr>
-          <w:rFonts w:ascii="等线" w:hAnsi="等线" w:eastAsia="等线"/>
-        </w:rPr>
         <w:t>这个想法的起点，来自一个朴素的观察：优秀的产品经理之所以稀缺，不仅因为他们能想出好点子，更因为他们经历过足够多的失败，知道哪些方向大概率走不通。但这种"失败经验"很难在组织内有效传递——它存在于个人的记忆里，随着人员流动而流失。我们思考的是：如果每一次产品决策的理由、反对条件、边界条件都能被结构化地保存下来，并且在新方案提出时被自动检索和匹配，组织的判断力能否随着每一次决策而持续积累？</w:t>
       </w:r>
     </w:p>
     <w:p>
       <w:pPr/>
       <w:r>
-        <w:rPr>
-          <w:rFonts w:ascii="等线" w:hAnsi="等线" w:eastAsia="等线"/>
-        </w:rPr>
         <w:t>目前，AI Product Court 仍处于原型验证阶段。我们完成了两个核心环节的代码验证（超级智囊候选生成 + 多角色评审矩阵），并通过三轮实验对 AI 推理的可靠性进行了初步检验。但我们清楚，从原型到真实企业环境中的长期运行，还有很长的路要走：知识源的规模和质量需要大幅提升，飞书原生工作流部署尚未实施，完整的 Product Brain 持久化存储和跨品类迁移能力也仍处于设计阶段。</w:t>
       </w:r>
     </w:p>
     <w:p>
       <w:pPr/>
       <w:r>
-        <w:rPr>
-          <w:rFonts w:ascii="等线" w:hAnsi="等线" w:eastAsia="等线"/>
-        </w:rPr>
         <w:t>我们也在验证过程中发现了 AI Agent 的若干局限——包括证据池共享导致的同质化风险、模型对特定技术方向的结构性偏好、以及单次运行结果的不确定性——并通过迭代逐步修正系统设计。这些发现本身让我们更加确信：AI 在产品决策中的价值，不在于它能"替代人类做出正确判断"，而在于它能够帮助团队建立一个更加开放、系统、可复盘的决策过程。</w:t>
       </w:r>
     </w:p>
     <w:p>
       <w:pPr/>
       <w:r>
-        <w:rPr>
-          <w:rFonts w:ascii="等线" w:hAnsi="等线" w:eastAsia="等线"/>
-        </w:rPr>
         <w:t>感谢安克创新赛道提供这样一个面向真实产业问题的探索机会，也感谢各位评审老师阅读这份 Demo 验证报告。我们期待通过本次交流获得更多专业建议，继续完善这一方向的探索。</w:t>
       </w:r>
     </w:p>
@@ -2712,7 +2336,6 @@
       <w:r>
         <w:rPr>
           <w:i/>
-          <w:color w:val="505050"/>
           <w:sz w:val="20"/>
         </w:rPr>
         <w:t>核心主张：好的产品不是被一次设计出来的，而是在持续、可追溯、可复盘的质疑中幸存下来的。</w:t>
@@ -2722,7 +2345,6 @@
       <w:r>
         <w:rPr>
           <w:i/>
-          <w:color w:val="505050"/>
           <w:sz w:val="20"/>
         </w:rPr>
         <w:t>AI Product Court 的真正产出不是某一款智能锁，而是组织持续做出更好产品判断的能力。</w:t>
@@ -3101,13 +2723,6 @@
     <w:name w:val="Normal"/>
     <w:qFormat/>
     <w:rsid w:val="00FC693F"/>
-    <w:pPr>
-      <w:spacing w:line="360" w:lineRule="auto" w:after="120"/>
-    </w:pPr>
-    <w:rPr>
-      <w:rFonts w:ascii="等线" w:hAnsi="等线" w:eastAsia="等线"/>
-      <w:sz w:val="22"/>
-    </w:rPr>
   </w:style>
   <w:style w:type="paragraph" w:styleId="Header">
     <w:name w:val="header"/>
@@ -3164,15 +2779,15 @@
     <w:pPr>
       <w:keepNext/>
       <w:keepLines/>
-      <w:spacing w:before="360" w:after="200"/>
+      <w:spacing w:before="480" w:after="0"/>
       <w:outlineLvl w:val="0"/>
     </w:pPr>
     <w:rPr>
-      <w:rFonts w:asciiTheme="majorHAnsi" w:eastAsiaTheme="majorEastAsia" w:hAnsiTheme="majorHAnsi" w:cstheme="majorBidi" w:ascii="等线" w:hAnsi="等线" w:eastAsia="等线"/>
+      <w:rFonts w:asciiTheme="majorHAnsi" w:eastAsiaTheme="majorEastAsia" w:hAnsiTheme="majorHAnsi" w:cstheme="majorBidi"/>
       <w:b/>
       <w:bCs/>
-      <w:color w:val="000000"/>
-      <w:sz w:val="32"/>
+      <w:color w:val="365F91" w:themeColor="accent1" w:themeShade="BF"/>
+      <w:sz w:val="28"/>
       <w:szCs w:val="28"/>
     </w:rPr>
   </w:style>
@@ -3188,15 +2803,15 @@
     <w:pPr>
       <w:keepNext/>
       <w:keepLines/>
-      <w:spacing w:before="240" w:after="120"/>
+      <w:spacing w:before="200" w:after="0"/>
       <w:outlineLvl w:val="1"/>
     </w:pPr>
     <w:rPr>
-      <w:rFonts w:asciiTheme="majorHAnsi" w:eastAsiaTheme="majorEastAsia" w:hAnsiTheme="majorHAnsi" w:cstheme="majorBidi" w:ascii="等线" w:hAnsi="等线" w:eastAsia="等线"/>
+      <w:rFonts w:asciiTheme="majorHAnsi" w:eastAsiaTheme="majorEastAsia" w:hAnsiTheme="majorHAnsi" w:cstheme="majorBidi"/>
       <w:b/>
       <w:bCs/>
-      <w:color w:val="000000"/>
-      <w:sz w:val="28"/>
+      <w:color w:val="4F81BD" w:themeColor="accent1"/>
+      <w:sz w:val="26"/>
       <w:szCs w:val="26"/>
     </w:rPr>
   </w:style>
@@ -3212,15 +2827,14 @@
     <w:pPr>
       <w:keepNext/>
       <w:keepLines/>
-      <w:spacing w:before="240" w:after="120"/>
+      <w:spacing w:before="200" w:after="0"/>
       <w:outlineLvl w:val="2"/>
     </w:pPr>
     <w:rPr>
-      <w:rFonts w:asciiTheme="majorHAnsi" w:eastAsiaTheme="majorEastAsia" w:hAnsiTheme="majorHAnsi" w:cstheme="majorBidi" w:ascii="等线" w:hAnsi="等线" w:eastAsia="等线"/>
+      <w:rFonts w:asciiTheme="majorHAnsi" w:eastAsiaTheme="majorEastAsia" w:hAnsiTheme="majorHAnsi" w:cstheme="majorBidi"/>
       <w:b/>
       <w:bCs/>
-      <w:color w:val="000000"/>
-      <w:sz w:val="24"/>
+      <w:color w:val="4F81BD" w:themeColor="accent1"/>
     </w:rPr>
   </w:style>
   <w:style w:type="paragraph" w:styleId="Heading4">
